--- a/dissertation-docx/frontmatter/frontmatter.docx
+++ b/dissertation-docx/frontmatter/frontmatter.docx
@@ -900,13 +900,22 @@
         <w:t xml:space="preserve"> </w:t>
       </w:r>
       <w:r>
-        <w:t xml:space="preserve">0,226 ± 0,030 pada PHM2012, N-BEATS-xLSTM mencapai RMSE</w:t>
-      </w:r>
-      <w:r>
-        <w:t xml:space="preserve"> </w:t>
-      </w:r>
-      <w:r>
-        <w:t xml:space="preserve">0,259 ± 0,003 pada XJTU-SY, dan Mamba-xLSTM mencapai RMSE</w:t>
+        <w:t xml:space="preserve">0,226 ± 0,030 pada PHM2012,</w:t>
+      </w:r>
+      <w:r>
+        <w:t xml:space="preserve"> </w:t>
+      </w:r>
+      <w:r>
+        <w:t xml:space="preserve">Mamba-xLSTM-Net mencapai RMSE</w:t>
+      </w:r>
+      <w:r>
+        <w:t xml:space="preserve"> </w:t>
+      </w:r>
+      <w:r>
+        <w:t xml:space="preserve">0,213 ± 0,056 pada XJTU-SY</w:t>
+      </w:r>
+      <w:r>
+        <w:t xml:space="preserve">, dan Mamba-xLSTM mencapai RMSE</w:t>
       </w:r>
       <w:r>
         <w:t xml:space="preserve"> </w:t>
@@ -1215,13 +1224,53 @@
         </m:r>
       </m:oMath>
       <w:r>
-        <w:t xml:space="preserve">), sementara BPFO mendominasi</w:t>
-      </w:r>
-      <w:r>
-        <w:t xml:space="preserve"> </w:t>
-      </w:r>
-      <w:r>
-        <w:t xml:space="preserve">pada XJTU-SY (2,2%,</w:t>
+        <w:t xml:space="preserve">),</w:t>
+      </w:r>
+      <w:r>
+        <w:t xml:space="preserve"> </w:t>
+      </w:r>
+      <w:r>
+        <w:t xml:space="preserve">sementara pada XJTU-SY</w:t>
+      </w:r>
+      <w:r>
+        <w:t xml:space="preserve"> </w:t>
+      </w:r>
+      <w:r>
+        <w:rPr>
+          <w:i/>
+          <w:iCs/>
+        </w:rPr>
+        <w:t xml:space="preserve">hit-rate</w:t>
+      </w:r>
+      <w:r>
+        <w:t xml:space="preserve"> </w:t>
+      </w:r>
+      <w:r>
+        <w:t xml:space="preserve">tersebar pada BPFI, BSF, dan BPFO</w:t>
+      </w:r>
+      <w:r>
+        <w:t xml:space="preserve"> </w:t>
+      </w:r>
+      <w:r>
+        <w:t xml:space="preserve">(1</w:t>
+      </w:r>
+      <w:r>
+        <w:t xml:space="preserve">,</w:t>
+      </w:r>
+      <w:r>
+        <w:t xml:space="preserve">5%, 1</w:t>
+      </w:r>
+      <w:r>
+        <w:t xml:space="preserve">,</w:t>
+      </w:r>
+      <w:r>
+        <w:t xml:space="preserve">6%, 0</w:t>
+      </w:r>
+      <w:r>
+        <w:t xml:space="preserve">,</w:t>
+      </w:r>
+      <w:r>
+        <w:t xml:space="preserve">7%;</w:t>
       </w:r>
       <w:r>
         <w:t xml:space="preserve"> </w:t>
@@ -1286,7 +1335,7 @@
           <m:t>,</m:t>
         </m:r>
         <m:r>
-          <m:t>501</m:t>
+          <m:t>468</m:t>
         </m:r>
       </m:oMath>
       <w:r>
@@ -1898,13 +1947,22 @@
         <w:t xml:space="preserve"> </w:t>
       </w:r>
       <w:r>
-        <w:t xml:space="preserve">RMSE 0.226 ± 0.030 on PHM2012, N-BEATS-xLSTM achieves</w:t>
-      </w:r>
-      <w:r>
-        <w:t xml:space="preserve"> </w:t>
-      </w:r>
-      <w:r>
-        <w:t xml:space="preserve">0.259 ± 0.003 on XJTU-SY, and Mamba-xLSTM achieves</w:t>
+        <w:t xml:space="preserve">RMSE 0.226 ± 0.030 on PHM2012,</w:t>
+      </w:r>
+      <w:r>
+        <w:t xml:space="preserve"> </w:t>
+      </w:r>
+      <w:r>
+        <w:t xml:space="preserve">Mamba-xLSTM-Net achieves</w:t>
+      </w:r>
+      <w:r>
+        <w:t xml:space="preserve"> </w:t>
+      </w:r>
+      <w:r>
+        <w:t xml:space="preserve">RMSE 0.213 ± 0.056 on XJTU-SY</w:t>
+      </w:r>
+      <w:r>
+        <w:t xml:space="preserve">, and Mamba-xLSTM achieves</w:t>
       </w:r>
       <w:r>
         <w:t xml:space="preserve"> </w:t>
@@ -2102,7 +2160,19 @@
         </m:r>
       </m:oMath>
       <w:r>
-        <w:t xml:space="preserve">), while BPFO dominates on XJTU-SY (2.2%,</w:t>
+        <w:t xml:space="preserve">),</w:t>
+      </w:r>
+      <w:r>
+        <w:t xml:space="preserve"> </w:t>
+      </w:r>
+      <w:r>
+        <w:t xml:space="preserve">while on XJTU-SY the hit-rate spreads across BPFI, BSF, and BPFO</w:t>
+      </w:r>
+      <w:r>
+        <w:t xml:space="preserve"> </w:t>
+      </w:r>
+      <w:r>
+        <w:t xml:space="preserve">(1.5%, 1.6%, 0.7%;</w:t>
       </w:r>
       <w:r>
         <w:t xml:space="preserve"> </w:t>
@@ -2158,7 +2228,7 @@
           <m:t>=</m:t>
         </m:r>
         <m:r>
-          <m:t>0.501</m:t>
+          <m:t>0.468</m:t>
         </m:r>
       </m:oMath>
       <w:r>
